--- a/Citrix Auto-Login Setup Guide.docx
+++ b/Citrix Auto-Login Setup Guide.docx
@@ -624,552 +624,7 @@
         <w:pStyle w:val="Heading1"/>
       </w:pPr>
       <w:r>
-        <w:t>Part 3: Configuring the Script for Your Citrix Portal</w:t>
-      </w:r>
-    </w:p>
-    <w:p>
-      <w:r>
-        <w:t>The script needs to know three things: your Citrix URL, where the login fields are on the page, and which apps to launch. This part requires a bit of detective work in Chrome.</w:t>
-      </w:r>
-    </w:p>
-    <w:p>
-      <w:pPr>
-        <w:spacing w:before="320" w:after="80"/>
-      </w:pPr>
-      <w:r>
-        <w:rPr>
-          <w:b/>
-          <w:color w:val="1A568E"/>
-          <w:sz w:val="28"/>
-        </w:rPr>
-        <w:t xml:space="preserve">Step 7: </w:t>
-      </w:r>
-      <w:r>
-        <w:rPr>
-          <w:b/>
-          <w:color w:val="333333"/>
-          <w:sz w:val="28"/>
-        </w:rPr>
-        <w:t>Open the script in a text editor</w:t>
-      </w:r>
-    </w:p>
-    <w:p>
-      <w:r>
-        <w:t>You can use TextEdit (built into macOS) or any text editor. In Terminal, type:</w:t>
-      </w:r>
-    </w:p>
-    <w:p>
-      <w:pPr>
-        <w:pStyle w:val="Code"/>
-        <w:shd w:fill="F2F2F2" w:val="clear"/>
-      </w:pPr>
-      <w:r>
-        <w:t>open -a TextEdit ~/Scripts/citrix-login/citrix_autologin.py</w:t>
-      </w:r>
-    </w:p>
-    <w:p>
-      <w:r>
-        <w:rPr>
-          <w:b/>
-        </w:rPr>
-        <w:t xml:space="preserve">What this does: </w:t>
-      </w:r>
-      <w:r>
-        <w:rPr>
-          <w:rFonts w:ascii="Courier New" w:hAnsi="Courier New"/>
-        </w:rPr>
-        <w:t>open -a TextEdit</w:t>
-      </w:r>
-      <w:r>
-        <w:t xml:space="preserve"> tells macOS to open the file with the TextEdit app. If TextEdit shows the file with weird formatting, go to Format &gt; Make Plain Text first.</w:t>
-      </w:r>
-    </w:p>
-    <w:p>
-      <w:pPr>
-        <w:spacing w:before="320" w:after="80"/>
-      </w:pPr>
-      <w:r>
-        <w:rPr>
-          <w:b/>
-          <w:color w:val="1A568E"/>
-          <w:sz w:val="28"/>
-        </w:rPr>
-        <w:t xml:space="preserve">Step 8: </w:t>
-      </w:r>
-      <w:r>
-        <w:rPr>
-          <w:b/>
-          <w:color w:val="333333"/>
-          <w:sz w:val="28"/>
-        </w:rPr>
-        <w:t>Set your Citrix URL</w:t>
-      </w:r>
-    </w:p>
-    <w:p>
-      <w:r>
-        <w:t>Near the top of the file, find this line:</w:t>
-      </w:r>
-    </w:p>
-    <w:p>
-      <w:pPr>
-        <w:pStyle w:val="Code"/>
-        <w:shd w:fill="F2F2F2" w:val="clear"/>
-      </w:pPr>
-      <w:r>
-        <w:t>CITRIX_URL = "https://YOUR-CITRIX-URL-HERE.com"</w:t>
-      </w:r>
-    </w:p>
-    <w:p>
-      <w:r>
-        <w:t>Replace the URL with the actual web address you use to log into Citrix. Keep the quotation marks. For example:</w:t>
-      </w:r>
-    </w:p>
-    <w:p>
-      <w:pPr>
-        <w:pStyle w:val="Code"/>
-        <w:shd w:fill="F2F2F2" w:val="clear"/>
-      </w:pPr>
-      <w:r>
-        <w:t>CITRIX_URL = "https://citrix.mycompany.com"</w:t>
-      </w:r>
-    </w:p>
-    <w:p>
-      <w:pPr>
-        <w:spacing w:before="320" w:after="80"/>
-      </w:pPr>
-      <w:r>
-        <w:rPr>
-          <w:b/>
-          <w:color w:val="1A568E"/>
-          <w:sz w:val="28"/>
-        </w:rPr>
-        <w:t xml:space="preserve">Step 9: </w:t>
-      </w:r>
-      <w:r>
-        <w:rPr>
-          <w:b/>
-          <w:color w:val="333333"/>
-          <w:sz w:val="28"/>
-        </w:rPr>
-        <w:t>Find the CSS selectors for your login page</w:t>
-      </w:r>
-    </w:p>
-    <w:p>
-      <w:r>
-        <w:t>This is the most technical step, but it’s not hard once you know what to look for. CSS selectors are just patterns that tell the script where to find things on the page.</w:t>
-      </w:r>
-    </w:p>
-    <w:p>
-      <w:pPr>
-        <w:pStyle w:val="Heading3"/>
-      </w:pPr>
-      <w:r>
-        <w:t>How to inspect a web page element:</w:t>
-      </w:r>
-    </w:p>
-    <w:p>
-      <w:r>
-        <w:rPr>
-          <w:b/>
-        </w:rPr>
-        <w:t xml:space="preserve">1. </w:t>
-      </w:r>
-      <w:r>
-        <w:t>Open your Citrix login page in Chrome (log in manually this time).</w:t>
-      </w:r>
-    </w:p>
-    <w:p/>
-    <w:p>
-      <w:r>
-        <w:rPr>
-          <w:b/>
-        </w:rPr>
-        <w:t xml:space="preserve">2. </w:t>
-      </w:r>
-      <w:r>
-        <w:t>Right-click on the username field and select "Inspect." A panel will open at the bottom or side of the screen showing the page’s code. One line will be highlighted — that’s the username field’s code.</w:t>
-      </w:r>
-    </w:p>
-    <w:p/>
-    <w:p>
-      <w:r>
-        <w:rPr>
-          <w:b/>
-        </w:rPr>
-        <w:t xml:space="preserve">3. </w:t>
-      </w:r>
-      <w:r>
-        <w:t>Look at the highlighted code. You’ll see something like:</w:t>
-      </w:r>
-    </w:p>
-    <w:p>
-      <w:pPr>
-        <w:pStyle w:val="Code"/>
-        <w:shd w:fill="F2F2F2" w:val="clear"/>
-      </w:pPr>
-      <w:r>
-        <w:t>&lt;input type="text" name="loginfmt" id="i0116" placeholder="Email..."&gt;</w:t>
-      </w:r>
-    </w:p>
-    <w:p/>
-    <w:p>
-      <w:r>
-        <w:rPr>
-          <w:b/>
-        </w:rPr>
-        <w:t xml:space="preserve">4. </w:t>
-      </w:r>
-      <w:r>
-        <w:t xml:space="preserve">From this, you can build a selector. The two most useful attributes are </w:t>
-      </w:r>
-      <w:r>
-        <w:rPr>
-          <w:rFonts w:ascii="Courier New" w:hAnsi="Courier New"/>
-        </w:rPr>
-        <w:t>name</w:t>
-      </w:r>
-      <w:r>
-        <w:t xml:space="preserve"> and </w:t>
-      </w:r>
-      <w:r>
-        <w:rPr>
-          <w:rFonts w:ascii="Courier New" w:hAnsi="Courier New"/>
-        </w:rPr>
-        <w:t>id</w:t>
-      </w:r>
-      <w:r>
-        <w:t>:</w:t>
-      </w:r>
-    </w:p>
-    <w:tbl>
-      <w:tblPr>
-        <w:tblStyle w:val="TableGrid"/>
-        <w:tblW w:type="auto" w:w="0"/>
-        <w:jc w:val="center"/>
-        <w:tblLook w:firstColumn="1" w:firstRow="1" w:lastColumn="0" w:lastRow="0" w:noHBand="0" w:noVBand="1" w:val="04A0"/>
-      </w:tblPr>
-      <w:tblGrid>
-        <w:gridCol w:w="3120"/>
-        <w:gridCol w:w="3120"/>
-        <w:gridCol w:w="3120"/>
-      </w:tblGrid>
-      <w:tr>
-        <w:tc>
-          <w:tcPr>
-            <w:tcW w:type="dxa" w:w="3120"/>
-            <w:shd w:fill="D5E8F0" w:val="clear"/>
-          </w:tcPr>
-          <w:p>
-            <w:r>
-              <w:rPr>
-                <w:b/>
-                <w:sz w:val="20"/>
-              </w:rPr>
-              <w:t>If you see this in the code</w:t>
-            </w:r>
-          </w:p>
-        </w:tc>
-        <w:tc>
-          <w:tcPr>
-            <w:tcW w:type="dxa" w:w="3120"/>
-            <w:shd w:fill="D5E8F0" w:val="clear"/>
-          </w:tcPr>
-          <w:p>
-            <w:r>
-              <w:rPr>
-                <w:b/>
-                <w:sz w:val="20"/>
-              </w:rPr>
-              <w:t>Use this selector</w:t>
-            </w:r>
-          </w:p>
-        </w:tc>
-        <w:tc>
-          <w:tcPr>
-            <w:tcW w:type="dxa" w:w="3120"/>
-            <w:shd w:fill="D5E8F0" w:val="clear"/>
-          </w:tcPr>
-          <w:p>
-            <w:r>
-              <w:rPr>
-                <w:b/>
-                <w:sz w:val="20"/>
-              </w:rPr>
-              <w:t>What it means</w:t>
-            </w:r>
-          </w:p>
-        </w:tc>
-      </w:tr>
-      <w:tr>
-        <w:tc>
-          <w:tcPr>
-            <w:tcW w:type="dxa" w:w="3120"/>
-          </w:tcPr>
-          <w:p>
-            <w:r>
-              <w:rPr>
-                <w:rFonts w:ascii="Courier New" w:hAnsi="Courier New"/>
-                <w:sz w:val="20"/>
-              </w:rPr>
-              <w:t>name="loginfmt"</w:t>
-            </w:r>
-          </w:p>
-        </w:tc>
-        <w:tc>
-          <w:tcPr>
-            <w:tcW w:type="dxa" w:w="3120"/>
-          </w:tcPr>
-          <w:p>
-            <w:r>
-              <w:rPr>
-                <w:rFonts w:ascii="Courier New" w:hAnsi="Courier New"/>
-                <w:sz w:val="20"/>
-              </w:rPr>
-              <w:t>input[name='loginfmt']</w:t>
-            </w:r>
-          </w:p>
-        </w:tc>
-        <w:tc>
-          <w:tcPr>
-            <w:tcW w:type="dxa" w:w="3120"/>
-          </w:tcPr>
-          <w:p>
-            <w:r>
-              <w:rPr>
-                <w:sz w:val="20"/>
-              </w:rPr>
-              <w:t>Find an input with this name</w:t>
-            </w:r>
-          </w:p>
-        </w:tc>
-      </w:tr>
-      <w:tr>
-        <w:tc>
-          <w:tcPr>
-            <w:tcW w:type="dxa" w:w="3120"/>
-          </w:tcPr>
-          <w:p>
-            <w:r>
-              <w:rPr>
-                <w:rFonts w:ascii="Courier New" w:hAnsi="Courier New"/>
-                <w:sz w:val="20"/>
-              </w:rPr>
-              <w:t>id="i0116"</w:t>
-            </w:r>
-          </w:p>
-        </w:tc>
-        <w:tc>
-          <w:tcPr>
-            <w:tcW w:type="dxa" w:w="3120"/>
-          </w:tcPr>
-          <w:p>
-            <w:r>
-              <w:rPr>
-                <w:rFonts w:ascii="Courier New" w:hAnsi="Courier New"/>
-                <w:sz w:val="20"/>
-              </w:rPr>
-              <w:t>#i0116</w:t>
-            </w:r>
-          </w:p>
-        </w:tc>
-        <w:tc>
-          <w:tcPr>
-            <w:tcW w:type="dxa" w:w="3120"/>
-          </w:tcPr>
-          <w:p>
-            <w:r>
-              <w:rPr>
-                <w:sz w:val="20"/>
-              </w:rPr>
-              <w:t>Find element with this ID (# = id)</w:t>
-            </w:r>
-          </w:p>
-        </w:tc>
-      </w:tr>
-      <w:tr>
-        <w:tc>
-          <w:tcPr>
-            <w:tcW w:type="dxa" w:w="3120"/>
-          </w:tcPr>
-          <w:p>
-            <w:r>
-              <w:rPr>
-                <w:rFonts w:ascii="Courier New" w:hAnsi="Courier New"/>
-                <w:sz w:val="20"/>
-              </w:rPr>
-              <w:t>type="password"</w:t>
-            </w:r>
-          </w:p>
-        </w:tc>
-        <w:tc>
-          <w:tcPr>
-            <w:tcW w:type="dxa" w:w="3120"/>
-          </w:tcPr>
-          <w:p>
-            <w:r>
-              <w:rPr>
-                <w:rFonts w:ascii="Courier New" w:hAnsi="Courier New"/>
-                <w:sz w:val="20"/>
-              </w:rPr>
-              <w:t>input[type='password']</w:t>
-            </w:r>
-          </w:p>
-        </w:tc>
-        <w:tc>
-          <w:tcPr>
-            <w:tcW w:type="dxa" w:w="3120"/>
-          </w:tcPr>
-          <w:p>
-            <w:r>
-              <w:rPr>
-                <w:sz w:val="20"/>
-              </w:rPr>
-              <w:t>Find a password input</w:t>
-            </w:r>
-          </w:p>
-        </w:tc>
-      </w:tr>
-    </w:tbl>
-    <w:p/>
-    <w:p>
-      <w:r>
-        <w:rPr>
-          <w:b/>
-        </w:rPr>
-        <w:t xml:space="preserve">5. </w:t>
-      </w:r>
-      <w:r>
-        <w:t>Repeat for the password field and the submit button. Then update these lines in the script:</w:t>
-      </w:r>
-    </w:p>
-    <w:p>
-      <w:pPr>
-        <w:pStyle w:val="Code"/>
-        <w:shd w:fill="F2F2F2" w:val="clear"/>
-      </w:pPr>
-      <w:r>
-        <w:t>USERNAME_SELECTOR = "input[name='loginfmt']"     # &lt;-- Your username field</w:t>
-        <w:br/>
-        <w:t>PASSWORD_SELECTOR = "input[type='password']"      # &lt;-- Your password field</w:t>
-        <w:br/>
-        <w:t>SUBMIT_SELECTOR   = "input[type='submit']"        # &lt;-- Your submit button</w:t>
-      </w:r>
-    </w:p>
-    <w:p>
-      <w:pPr>
-        <w:spacing w:before="160" w:after="160"/>
-        <w:ind w:left="432"/>
-      </w:pPr>
-      <w:r>
-        <w:rPr>
-          <w:b/>
-          <w:color w:val="1A568E"/>
-        </w:rPr>
-        <w:t xml:space="preserve">Heads up: </w:t>
-      </w:r>
-      <w:r>
-        <w:rPr>
-          <w:i/>
-          <w:color w:val="555555"/>
-        </w:rPr>
-        <w:t>Microsoft login pages often show the username and password on separate screens. If yours does, the script may need a small tweak — just note this for now, and we can adjust later if needed.</w:t>
-      </w:r>
-    </w:p>
-    <w:p>
-      <w:pPr>
-        <w:spacing w:before="320" w:after="80"/>
-      </w:pPr>
-      <w:r>
-        <w:rPr>
-          <w:b/>
-          <w:color w:val="1A568E"/>
-          <w:sz w:val="28"/>
-        </w:rPr>
-        <w:t xml:space="preserve">Step 10: </w:t>
-      </w:r>
-      <w:r>
-        <w:rPr>
-          <w:b/>
-          <w:color w:val="333333"/>
-          <w:sz w:val="28"/>
-        </w:rPr>
-        <w:t>Set your Citrix app names</w:t>
-      </w:r>
-    </w:p>
-    <w:p>
-      <w:r>
-        <w:t>While you’re logged into the Citrix portal, look at the app icons and note their exact names (the text displayed under each icon). Then update this section of the script:</w:t>
-      </w:r>
-    </w:p>
-    <w:p>
-      <w:pPr>
-        <w:pStyle w:val="Code"/>
-        <w:shd w:fill="F2F2F2" w:val="clear"/>
-      </w:pPr>
-      <w:r>
-        <w:t>CITRIX_APPS_TO_LAUNCH = [</w:t>
-        <w:br/>
-        <w:t xml:space="preserve">    "Epic",              # &lt;-- Replace with your app names</w:t>
-        <w:br/>
-        <w:t xml:space="preserve">    "Outlook",           # &lt;-- Exactly as they appear on the portal</w:t>
-        <w:br/>
-        <w:t xml:space="preserve">    "Remote Desktop",    # &lt;-- Add or remove as needed</w:t>
-        <w:br/>
-        <w:t>]</w:t>
-      </w:r>
-    </w:p>
-    <w:p>
-      <w:pPr>
-        <w:spacing w:before="160" w:after="160"/>
-        <w:ind w:left="432"/>
-      </w:pPr>
-      <w:r>
-        <w:rPr>
-          <w:b/>
-          <w:color w:val="1A568E"/>
-        </w:rPr>
-        <w:t xml:space="preserve">Important: </w:t>
-      </w:r>
-      <w:r>
-        <w:rPr>
-          <w:i/>
-          <w:color w:val="555555"/>
-        </w:rPr>
-        <w:t>The names must match exactly what you see on screen, including capitalization and spacing. "Remote Desktop" is not the same as "remote desktop" or "RemoteDesktop."</w:t>
-      </w:r>
-    </w:p>
-    <w:p>
-      <w:pPr>
-        <w:spacing w:before="320" w:after="80"/>
-      </w:pPr>
-      <w:r>
-        <w:rPr>
-          <w:b/>
-          <w:color w:val="1A568E"/>
-          <w:sz w:val="28"/>
-        </w:rPr>
-        <w:t xml:space="preserve">Step 11: </w:t>
-      </w:r>
-      <w:r>
-        <w:rPr>
-          <w:b/>
-          <w:color w:val="333333"/>
-          <w:sz w:val="28"/>
-        </w:rPr>
-        <w:t>Save the file</w:t>
-      </w:r>
-    </w:p>
-    <w:p>
-      <w:r>
-        <w:t>Press Command + S to save, then close TextEdit.</w:t>
-      </w:r>
-    </w:p>
-    <w:p>
-      <w:pPr>
-        <w:pStyle w:val="Heading1"/>
-      </w:pPr>
-      <w:r>
-        <w:t>Part 4: Setting Up the Keyboard Shortcut</w:t>
+        <w:t>Part 3: Setting Up the Keyboard Shortcut</w:t>
       </w:r>
     </w:p>
     <w:p>
@@ -1187,7 +642,7 @@
           <w:color w:val="1A568E"/>
           <w:sz w:val="28"/>
         </w:rPr>
-        <w:t xml:space="preserve">Step 12: </w:t>
+        <w:t xml:space="preserve">Step 7: </w:t>
       </w:r>
       <w:r>
         <w:rPr>
@@ -1213,7 +668,7 @@
           <w:color w:val="1A568E"/>
           <w:sz w:val="28"/>
         </w:rPr>
-        <w:t xml:space="preserve">Step 13: </w:t>
+        <w:t xml:space="preserve">Step 8: </w:t>
       </w:r>
       <w:r>
         <w:rPr>
@@ -1258,7 +713,7 @@
           <w:color w:val="1A568E"/>
           <w:sz w:val="28"/>
         </w:rPr>
-        <w:t xml:space="preserve">Step 14: </w:t>
+        <w:t xml:space="preserve">Step 9: </w:t>
       </w:r>
       <w:r>
         <w:rPr>
@@ -1334,7 +789,7 @@
         <w:pStyle w:val="Heading1"/>
       </w:pPr>
       <w:r>
-        <w:t>Part 5: Your First Run</w:t>
+        <w:t>Part 4: Your First Run</w:t>
       </w:r>
     </w:p>
     <w:p>
@@ -1352,7 +807,7 @@
           <w:color w:val="1A568E"/>
           <w:sz w:val="28"/>
         </w:rPr>
-        <w:t xml:space="preserve">Step 15: </w:t>
+        <w:t xml:space="preserve">Step 10: </w:t>
       </w:r>
       <w:r>
         <w:rPr>
@@ -1398,7 +853,7 @@
           <w:color w:val="1A568E"/>
           <w:sz w:val="28"/>
         </w:rPr>
-        <w:t xml:space="preserve">Step 16: </w:t>
+        <w:t xml:space="preserve">Step 11: </w:t>
       </w:r>
       <w:r>
         <w:rPr>
@@ -1463,7 +918,7 @@
           <w:color w:val="1A568E"/>
           <w:sz w:val="28"/>
         </w:rPr>
-        <w:t xml:space="preserve">Step 17: </w:t>
+        <w:t xml:space="preserve">Step 12: </w:t>
       </w:r>
       <w:r>
         <w:rPr>
@@ -1509,7 +964,7 @@
           <w:color w:val="1A568E"/>
           <w:sz w:val="28"/>
         </w:rPr>
-        <w:t xml:space="preserve">Step 18: </w:t>
+        <w:t xml:space="preserve">Step 13: </w:t>
       </w:r>
       <w:r>
         <w:rPr>
@@ -1609,19 +1064,6 @@
     <w:p>
       <w:r>
         <w:t>Replace YOUR_USERNAME and YOUR_PASSWORD with your actual credentials (keep the quotes).</w:t>
-      </w:r>
-    </w:p>
-    <w:p>
-      <w:pPr>
-        <w:pStyle w:val="Heading2"/>
-      </w:pPr>
-      <w:r>
-        <w:t>The script can’t find the username/password fields</w:t>
-      </w:r>
-    </w:p>
-    <w:p>
-      <w:r>
-        <w:t>The CSS selectors in the script don’t match your login page. Repeat Step 9 to find the correct selectors for your specific Citrix deployment. Every company’s login page is slightly different.</w:t>
       </w:r>
     </w:p>
     <w:p>
